--- a/documents/demo_ov7670.docx
+++ b/documents/demo_ov7670.docx
@@ -124,6 +124,344 @@
         </w:tc>
       </w:tr>
     </w:tbl>
+    <w:p/>
+    <w:p>
+      <w:pPr>
+        <w:pStyle w:val="Heading1"/>
+      </w:pPr>
+      <w:r>
+        <w:t>Overall Design Block Diagram</w:t>
+      </w:r>
+    </w:p>
+    <w:p>
+      <w:r>
+        <w:rPr>
+          <w:b w:val="0"/>
+        </w:rPr>
+        <w:t>Real-time 640×480 video pipeline on Basys 3 + OV7670. Pixels stream from the camera at 24 MHz, get quantized to YCbCr 4:2:2 (Y3 + Cb2/Cr2) for BRAM storage, and are read back at 25 MHz for VGA output through a filter pipeline.</w:t>
+      </w:r>
+    </w:p>
+    <w:p/>
+    <w:tbl>
+      <w:tblPr>
+        <w:tblStyle w:val="TableGrid"/>
+        <w:tblW w:type="auto" w:w="0"/>
+        <w:tblLook w:firstColumn="1" w:firstRow="1" w:lastColumn="0" w:lastRow="0" w:noHBand="0" w:noVBand="1" w:val="04A0"/>
+      </w:tblPr>
+      <w:tblGrid>
+        <w:gridCol w:w="9360"/>
+      </w:tblGrid>
+      <w:tr>
+        <w:tc>
+          <w:tcPr>
+            <w:tcW w:type="dxa" w:w="9360"/>
+            <w:shd w:val="clear" w:color="auto" w:fill="F2F2F2"/>
+          </w:tcPr>
+          <w:p>
+            <w:r>
+              <w:rPr>
+                <w:rFonts w:ascii="Courier New" w:hAnsi="Courier New"/>
+                <w:sz w:val="15"/>
+              </w:rPr>
+              <w:t xml:space="preserve">  clk_100 (Basys3 100 MHz crystal)</w:t>
+            </w:r>
+          </w:p>
+          <w:p>
+            <w:r>
+              <w:rPr>
+                <w:rFonts w:ascii="Courier New" w:hAnsi="Courier New"/>
+                <w:sz w:val="15"/>
+              </w:rPr>
+              <w:t xml:space="preserve">      |</w:t>
+            </w:r>
+          </w:p>
+          <w:p>
+            <w:r>
+              <w:rPr>
+                <w:rFonts w:ascii="Courier New" w:hAnsi="Courier New"/>
+                <w:sz w:val="15"/>
+              </w:rPr>
+              <w:t xml:space="preserve">      v</w:t>
+            </w:r>
+          </w:p>
+          <w:p>
+            <w:r>
+              <w:rPr>
+                <w:rFonts w:ascii="Courier New" w:hAnsi="Courier New"/>
+                <w:sz w:val="15"/>
+              </w:rPr>
+              <w:t xml:space="preserve">  clk_wiz_main  (MMCM)  ──── clk_25  ──── VGA pixel + main logic</w:t>
+            </w:r>
+          </w:p>
+          <w:p>
+            <w:r>
+              <w:rPr>
+                <w:rFonts w:ascii="Courier New" w:hAnsi="Courier New"/>
+                <w:sz w:val="15"/>
+              </w:rPr>
+              <w:t xml:space="preserve">                         ──── clk_24  ──── cam XCLK → OV7670</w:t>
+            </w:r>
+          </w:p>
+          <w:p>
+            <w:r>
+              <w:rPr>
+                <w:rFonts w:ascii="Courier New" w:hAnsi="Courier New"/>
+                <w:sz w:val="15"/>
+              </w:rPr>
+            </w:r>
+          </w:p>
+          <w:p>
+            <w:r>
+              <w:rPr>
+                <w:rFonts w:ascii="Courier New" w:hAnsi="Courier New"/>
+                <w:sz w:val="15"/>
+              </w:rPr>
+              <w:t xml:space="preserve">  OV7670 sensor</w:t>
+            </w:r>
+          </w:p>
+          <w:p>
+            <w:r>
+              <w:rPr>
+                <w:rFonts w:ascii="Courier New" w:hAnsi="Courier New"/>
+                <w:sz w:val="15"/>
+              </w:rPr>
+              <w:t xml:space="preserve">      |  RGB565 (2 bytes/pixel) over D[7:0], PCLK, HREF, VSYNC</w:t>
+            </w:r>
+          </w:p>
+          <w:p>
+            <w:r>
+              <w:rPr>
+                <w:rFonts w:ascii="Courier New" w:hAnsi="Courier New"/>
+                <w:sz w:val="15"/>
+              </w:rPr>
+              <w:t xml:space="preserve">      v</w:t>
+            </w:r>
+          </w:p>
+          <w:p>
+            <w:r>
+              <w:rPr>
+                <w:rFonts w:ascii="Courier New" w:hAnsi="Courier New"/>
+                <w:sz w:val="15"/>
+              </w:rPr>
+              <w:t xml:space="preserve">  cam_capture          RGB565 → YCbCr 4:2:2  (Y3, Cb2, Cr2)</w:t>
+            </w:r>
+          </w:p>
+          <w:p>
+            <w:r>
+              <w:rPr>
+                <w:rFonts w:ascii="Courier New" w:hAnsi="Courier New"/>
+                <w:sz w:val="15"/>
+              </w:rPr>
+              <w:t xml:space="preserve">      |  write @ cam_pclk (~24 MHz)</w:t>
+            </w:r>
+          </w:p>
+          <w:p>
+            <w:r>
+              <w:rPr>
+                <w:rFonts w:ascii="Courier New" w:hAnsi="Courier New"/>
+                <w:sz w:val="15"/>
+              </w:rPr>
+              <w:t xml:space="preserve">      v</w:t>
+            </w:r>
+          </w:p>
+          <w:p>
+            <w:r>
+              <w:rPr>
+                <w:rFonts w:ascii="Courier New" w:hAnsi="Courier New"/>
+                <w:sz w:val="15"/>
+              </w:rPr>
+              <w:t xml:space="preserve">  frame_buffer         split BRAM:</w:t>
+            </w:r>
+          </w:p>
+          <w:p>
+            <w:r>
+              <w:rPr>
+                <w:rFonts w:ascii="Courier New" w:hAnsi="Courier New"/>
+                <w:sz w:val="15"/>
+              </w:rPr>
+              <w:t xml:space="preserve">                         luma_mem  307,200 × 3 b  (~30 BRAM36)</w:t>
+            </w:r>
+          </w:p>
+          <w:p>
+            <w:r>
+              <w:rPr>
+                <w:rFonts w:ascii="Courier New" w:hAnsi="Courier New"/>
+                <w:sz w:val="15"/>
+              </w:rPr>
+              <w:t xml:space="preserve">                         chroma_mem 153,600 × 4 b  (~20 BRAM36)</w:t>
+            </w:r>
+          </w:p>
+          <w:p>
+            <w:r>
+              <w:rPr>
+                <w:rFonts w:ascii="Courier New" w:hAnsi="Courier New"/>
+                <w:sz w:val="15"/>
+              </w:rPr>
+              <w:t xml:space="preserve">      |  read @ clk_25</w:t>
+            </w:r>
+          </w:p>
+          <w:p>
+            <w:r>
+              <w:rPr>
+                <w:rFonts w:ascii="Courier New" w:hAnsi="Courier New"/>
+                <w:sz w:val="15"/>
+              </w:rPr>
+              <w:t xml:space="preserve">      v</w:t>
+            </w:r>
+          </w:p>
+          <w:p>
+            <w:r>
+              <w:rPr>
+                <w:rFonts w:ascii="Courier New" w:hAnsi="Courier New"/>
+                <w:sz w:val="15"/>
+              </w:rPr>
+              <w:t xml:space="preserve">  filter_pipeline      SW[1:0] selects mode:</w:t>
+            </w:r>
+          </w:p>
+          <w:p>
+            <w:r>
+              <w:rPr>
+                <w:rFonts w:ascii="Courier New" w:hAnsi="Courier New"/>
+                <w:sz w:val="15"/>
+              </w:rPr>
+              <w:t xml:space="preserve">                         00 = RAW (decoded YCbCr → RGB444)</w:t>
+            </w:r>
+          </w:p>
+          <w:p>
+            <w:r>
+              <w:rPr>
+                <w:rFonts w:ascii="Courier New" w:hAnsi="Courier New"/>
+                <w:sz w:val="15"/>
+              </w:rPr>
+              <w:t xml:space="preserve">                         01 = INVERT (bitwise NOT of RGB444)</w:t>
+            </w:r>
+          </w:p>
+          <w:p>
+            <w:r>
+              <w:rPr>
+                <w:rFonts w:ascii="Courier New" w:hAnsi="Courier New"/>
+                <w:sz w:val="15"/>
+              </w:rPr>
+              <w:t xml:space="preserve">                         10 = COLOR_ISO (gate channels by SW[3:2])</w:t>
+            </w:r>
+          </w:p>
+          <w:p>
+            <w:r>
+              <w:rPr>
+                <w:rFonts w:ascii="Courier New" w:hAnsi="Courier New"/>
+                <w:sz w:val="15"/>
+              </w:rPr>
+              <w:t xml:space="preserve">                         11 = EDGE (3×3 Sobel on Y3, threshold SW[7:4])</w:t>
+            </w:r>
+          </w:p>
+          <w:p>
+            <w:r>
+              <w:rPr>
+                <w:rFonts w:ascii="Courier New" w:hAnsi="Courier New"/>
+                <w:sz w:val="15"/>
+              </w:rPr>
+              <w:t xml:space="preserve">      |  (EDGE mode uses line_buffer3 + filter_edge)</w:t>
+            </w:r>
+          </w:p>
+          <w:p>
+            <w:r>
+              <w:rPr>
+                <w:rFonts w:ascii="Courier New" w:hAnsi="Courier New"/>
+                <w:sz w:val="15"/>
+              </w:rPr>
+              <w:t xml:space="preserve">      v</w:t>
+            </w:r>
+          </w:p>
+          <w:p>
+            <w:r>
+              <w:rPr>
+                <w:rFonts w:ascii="Courier New" w:hAnsi="Courier New"/>
+                <w:sz w:val="15"/>
+              </w:rPr>
+              <w:t xml:space="preserve">  ycbcr_to_rgb444      Y3 + dither → Y4; LUT offsets → clamp → 12-bit RGB444</w:t>
+            </w:r>
+          </w:p>
+          <w:p>
+            <w:r>
+              <w:rPr>
+                <w:rFonts w:ascii="Courier New" w:hAnsi="Courier New"/>
+                <w:sz w:val="15"/>
+              </w:rPr>
+              <w:t xml:space="preserve">      |</w:t>
+            </w:r>
+          </w:p>
+          <w:p>
+            <w:r>
+              <w:rPr>
+                <w:rFonts w:ascii="Courier New" w:hAnsi="Courier New"/>
+                <w:sz w:val="15"/>
+              </w:rPr>
+              <w:t xml:space="preserve">      v</w:t>
+            </w:r>
+          </w:p>
+          <w:p>
+            <w:r>
+              <w:rPr>
+                <w:rFonts w:ascii="Courier New" w:hAnsi="Courier New"/>
+                <w:sz w:val="15"/>
+              </w:rPr>
+              <w:t xml:space="preserve">  vga_timing  ──► HSYNC / VSYNC / RGB444 to VGA connector</w:t>
+            </w:r>
+          </w:p>
+          <w:p>
+            <w:r>
+              <w:rPr>
+                <w:rFonts w:ascii="Courier New" w:hAnsi="Courier New"/>
+                <w:sz w:val="15"/>
+              </w:rPr>
+            </w:r>
+          </w:p>
+          <w:p>
+            <w:r>
+              <w:rPr>
+                <w:rFonts w:ascii="Courier New" w:hAnsi="Courier New"/>
+                <w:sz w:val="15"/>
+              </w:rPr>
+              <w:t xml:space="preserve">  ─ Boot path ──────────────────────────────────────────────────────────</w:t>
+            </w:r>
+          </w:p>
+          <w:p>
+            <w:r>
+              <w:rPr>
+                <w:rFonts w:ascii="Courier New" w:hAnsi="Courier New"/>
+                <w:sz w:val="15"/>
+              </w:rPr>
+              <w:t xml:space="preserve">  cam_config  (77-reg SCCB ROM)  →  sccb_master  →  SIOC/SIOD  →  OV7670</w:t>
+            </w:r>
+          </w:p>
+        </w:tc>
+      </w:tr>
+    </w:tbl>
+    <w:p/>
+    <w:p>
+      <w:pPr>
+        <w:pStyle w:val="Heading1"/>
+      </w:pPr>
+      <w:r>
+        <w:t>Demo Video</w:t>
+      </w:r>
+    </w:p>
+    <w:p>
+      <w:r>
+        <w:rPr>
+          <w:b w:val="0"/>
+        </w:rPr>
+        <w:t>Demo recording (Google Drive):</w:t>
+      </w:r>
+    </w:p>
+    <w:p>
+      <w:r>
+        <w:rPr>
+          <w:b w:val="0"/>
+        </w:rPr>
+        <w:t>[Insert Google Drive / YouTube link here]</w:t>
+      </w:r>
+    </w:p>
     <w:p/>
     <w:p>
       <w:pPr>
@@ -173,344 +511,6 @@
           <w:b w:val="0"/>
         </w:rPr>
         <w:t>SW[1:0] = 2'b00 displays the raw decoded video stream (YCbCr 4:2:2 -&gt; RGB444 with 2x2 Bayer dither).</w:t>
-      </w:r>
-    </w:p>
-    <w:p/>
-    <w:p>
-      <w:pPr>
-        <w:pStyle w:val="Heading1"/>
-      </w:pPr>
-      <w:r>
-        <w:t>Overall Design Block Diagram</w:t>
-      </w:r>
-    </w:p>
-    <w:p>
-      <w:r>
-        <w:rPr>
-          <w:b w:val="0"/>
-        </w:rPr>
-        <w:t>Real-time 640×480 video pipeline on Basys 3 + OV7670. Pixels stream from the camera at 24 MHz, get quantized to YCbCr 4:2:2 (Y3 + Cb2/Cr2) for BRAM storage, and are read back at 25 MHz for VGA output through a filter pipeline.</w:t>
-      </w:r>
-    </w:p>
-    <w:p/>
-    <w:tbl>
-      <w:tblPr>
-        <w:tblStyle w:val="TableGrid"/>
-        <w:tblW w:type="auto" w:w="0"/>
-        <w:tblLook w:firstColumn="1" w:firstRow="1" w:lastColumn="0" w:lastRow="0" w:noHBand="0" w:noVBand="1" w:val="04A0"/>
-      </w:tblPr>
-      <w:tblGrid>
-        <w:gridCol w:w="9360"/>
-      </w:tblGrid>
-      <w:tr>
-        <w:tc>
-          <w:tcPr>
-            <w:tcW w:type="dxa" w:w="9360"/>
-            <w:shd w:val="clear" w:color="auto" w:fill="F2F2F2"/>
-          </w:tcPr>
-          <w:p>
-            <w:r>
-              <w:rPr>
-                <w:rFonts w:ascii="Courier New" w:hAnsi="Courier New"/>
-                <w:sz w:val="15"/>
-              </w:rPr>
-              <w:t xml:space="preserve">  clk_100 (Basys3 100 MHz crystal)</w:t>
-            </w:r>
-          </w:p>
-          <w:p>
-            <w:r>
-              <w:rPr>
-                <w:rFonts w:ascii="Courier New" w:hAnsi="Courier New"/>
-                <w:sz w:val="15"/>
-              </w:rPr>
-              <w:t xml:space="preserve">      |</w:t>
-            </w:r>
-          </w:p>
-          <w:p>
-            <w:r>
-              <w:rPr>
-                <w:rFonts w:ascii="Courier New" w:hAnsi="Courier New"/>
-                <w:sz w:val="15"/>
-              </w:rPr>
-              <w:t xml:space="preserve">      v</w:t>
-            </w:r>
-          </w:p>
-          <w:p>
-            <w:r>
-              <w:rPr>
-                <w:rFonts w:ascii="Courier New" w:hAnsi="Courier New"/>
-                <w:sz w:val="15"/>
-              </w:rPr>
-              <w:t xml:space="preserve">  clk_wiz_main  (MMCM)  ──── clk_25  ──── VGA pixel + main logic</w:t>
-            </w:r>
-          </w:p>
-          <w:p>
-            <w:r>
-              <w:rPr>
-                <w:rFonts w:ascii="Courier New" w:hAnsi="Courier New"/>
-                <w:sz w:val="15"/>
-              </w:rPr>
-              <w:t xml:space="preserve">                         ──── clk_24  ──── cam XCLK → OV7670</w:t>
-            </w:r>
-          </w:p>
-          <w:p>
-            <w:r>
-              <w:rPr>
-                <w:rFonts w:ascii="Courier New" w:hAnsi="Courier New"/>
-                <w:sz w:val="15"/>
-              </w:rPr>
-            </w:r>
-          </w:p>
-          <w:p>
-            <w:r>
-              <w:rPr>
-                <w:rFonts w:ascii="Courier New" w:hAnsi="Courier New"/>
-                <w:sz w:val="15"/>
-              </w:rPr>
-              <w:t xml:space="preserve">  OV7670 sensor</w:t>
-            </w:r>
-          </w:p>
-          <w:p>
-            <w:r>
-              <w:rPr>
-                <w:rFonts w:ascii="Courier New" w:hAnsi="Courier New"/>
-                <w:sz w:val="15"/>
-              </w:rPr>
-              <w:t xml:space="preserve">      |  RGB565 (2 bytes/pixel) over D[7:0], PCLK, HREF, VSYNC</w:t>
-            </w:r>
-          </w:p>
-          <w:p>
-            <w:r>
-              <w:rPr>
-                <w:rFonts w:ascii="Courier New" w:hAnsi="Courier New"/>
-                <w:sz w:val="15"/>
-              </w:rPr>
-              <w:t xml:space="preserve">      v</w:t>
-            </w:r>
-          </w:p>
-          <w:p>
-            <w:r>
-              <w:rPr>
-                <w:rFonts w:ascii="Courier New" w:hAnsi="Courier New"/>
-                <w:sz w:val="15"/>
-              </w:rPr>
-              <w:t xml:space="preserve">  cam_capture          RGB565 → YCbCr 4:2:2  (Y3, Cb2, Cr2)</w:t>
-            </w:r>
-          </w:p>
-          <w:p>
-            <w:r>
-              <w:rPr>
-                <w:rFonts w:ascii="Courier New" w:hAnsi="Courier New"/>
-                <w:sz w:val="15"/>
-              </w:rPr>
-              <w:t xml:space="preserve">      |  write @ cam_pclk (~24 MHz)</w:t>
-            </w:r>
-          </w:p>
-          <w:p>
-            <w:r>
-              <w:rPr>
-                <w:rFonts w:ascii="Courier New" w:hAnsi="Courier New"/>
-                <w:sz w:val="15"/>
-              </w:rPr>
-              <w:t xml:space="preserve">      v</w:t>
-            </w:r>
-          </w:p>
-          <w:p>
-            <w:r>
-              <w:rPr>
-                <w:rFonts w:ascii="Courier New" w:hAnsi="Courier New"/>
-                <w:sz w:val="15"/>
-              </w:rPr>
-              <w:t xml:space="preserve">  frame_buffer         split BRAM:</w:t>
-            </w:r>
-          </w:p>
-          <w:p>
-            <w:r>
-              <w:rPr>
-                <w:rFonts w:ascii="Courier New" w:hAnsi="Courier New"/>
-                <w:sz w:val="15"/>
-              </w:rPr>
-              <w:t xml:space="preserve">                         luma_mem  307,200 × 3 b  (~30 BRAM36)</w:t>
-            </w:r>
-          </w:p>
-          <w:p>
-            <w:r>
-              <w:rPr>
-                <w:rFonts w:ascii="Courier New" w:hAnsi="Courier New"/>
-                <w:sz w:val="15"/>
-              </w:rPr>
-              <w:t xml:space="preserve">                         chroma_mem 153,600 × 4 b  (~20 BRAM36)</w:t>
-            </w:r>
-          </w:p>
-          <w:p>
-            <w:r>
-              <w:rPr>
-                <w:rFonts w:ascii="Courier New" w:hAnsi="Courier New"/>
-                <w:sz w:val="15"/>
-              </w:rPr>
-              <w:t xml:space="preserve">      |  read @ clk_25</w:t>
-            </w:r>
-          </w:p>
-          <w:p>
-            <w:r>
-              <w:rPr>
-                <w:rFonts w:ascii="Courier New" w:hAnsi="Courier New"/>
-                <w:sz w:val="15"/>
-              </w:rPr>
-              <w:t xml:space="preserve">      v</w:t>
-            </w:r>
-          </w:p>
-          <w:p>
-            <w:r>
-              <w:rPr>
-                <w:rFonts w:ascii="Courier New" w:hAnsi="Courier New"/>
-                <w:sz w:val="15"/>
-              </w:rPr>
-              <w:t xml:space="preserve">  filter_pipeline      SW[1:0] selects mode:</w:t>
-            </w:r>
-          </w:p>
-          <w:p>
-            <w:r>
-              <w:rPr>
-                <w:rFonts w:ascii="Courier New" w:hAnsi="Courier New"/>
-                <w:sz w:val="15"/>
-              </w:rPr>
-              <w:t xml:space="preserve">                         00 = RAW (decoded YCbCr → RGB444)</w:t>
-            </w:r>
-          </w:p>
-          <w:p>
-            <w:r>
-              <w:rPr>
-                <w:rFonts w:ascii="Courier New" w:hAnsi="Courier New"/>
-                <w:sz w:val="15"/>
-              </w:rPr>
-              <w:t xml:space="preserve">                         01 = INVERT (bitwise NOT of RGB444)</w:t>
-            </w:r>
-          </w:p>
-          <w:p>
-            <w:r>
-              <w:rPr>
-                <w:rFonts w:ascii="Courier New" w:hAnsi="Courier New"/>
-                <w:sz w:val="15"/>
-              </w:rPr>
-              <w:t xml:space="preserve">                         10 = COLOR_ISO (gate channels by SW[3:2])</w:t>
-            </w:r>
-          </w:p>
-          <w:p>
-            <w:r>
-              <w:rPr>
-                <w:rFonts w:ascii="Courier New" w:hAnsi="Courier New"/>
-                <w:sz w:val="15"/>
-              </w:rPr>
-              <w:t xml:space="preserve">                         11 = EDGE (3×3 Sobel on Y3, threshold SW[7:4])</w:t>
-            </w:r>
-          </w:p>
-          <w:p>
-            <w:r>
-              <w:rPr>
-                <w:rFonts w:ascii="Courier New" w:hAnsi="Courier New"/>
-                <w:sz w:val="15"/>
-              </w:rPr>
-              <w:t xml:space="preserve">      |  (EDGE mode uses line_buffer3 + filter_edge)</w:t>
-            </w:r>
-          </w:p>
-          <w:p>
-            <w:r>
-              <w:rPr>
-                <w:rFonts w:ascii="Courier New" w:hAnsi="Courier New"/>
-                <w:sz w:val="15"/>
-              </w:rPr>
-              <w:t xml:space="preserve">      v</w:t>
-            </w:r>
-          </w:p>
-          <w:p>
-            <w:r>
-              <w:rPr>
-                <w:rFonts w:ascii="Courier New" w:hAnsi="Courier New"/>
-                <w:sz w:val="15"/>
-              </w:rPr>
-              <w:t xml:space="preserve">  ycbcr_to_rgb444      Y3 + dither → Y4; LUT offsets → clamp → 12-bit RGB444</w:t>
-            </w:r>
-          </w:p>
-          <w:p>
-            <w:r>
-              <w:rPr>
-                <w:rFonts w:ascii="Courier New" w:hAnsi="Courier New"/>
-                <w:sz w:val="15"/>
-              </w:rPr>
-              <w:t xml:space="preserve">      |</w:t>
-            </w:r>
-          </w:p>
-          <w:p>
-            <w:r>
-              <w:rPr>
-                <w:rFonts w:ascii="Courier New" w:hAnsi="Courier New"/>
-                <w:sz w:val="15"/>
-              </w:rPr>
-              <w:t xml:space="preserve">      v</w:t>
-            </w:r>
-          </w:p>
-          <w:p>
-            <w:r>
-              <w:rPr>
-                <w:rFonts w:ascii="Courier New" w:hAnsi="Courier New"/>
-                <w:sz w:val="15"/>
-              </w:rPr>
-              <w:t xml:space="preserve">  vga_timing  ──► HSYNC / VSYNC / RGB444 to VGA connector</w:t>
-            </w:r>
-          </w:p>
-          <w:p>
-            <w:r>
-              <w:rPr>
-                <w:rFonts w:ascii="Courier New" w:hAnsi="Courier New"/>
-                <w:sz w:val="15"/>
-              </w:rPr>
-            </w:r>
-          </w:p>
-          <w:p>
-            <w:r>
-              <w:rPr>
-                <w:rFonts w:ascii="Courier New" w:hAnsi="Courier New"/>
-                <w:sz w:val="15"/>
-              </w:rPr>
-              <w:t xml:space="preserve">  ─ Boot path ──────────────────────────────────────────────────────────</w:t>
-            </w:r>
-          </w:p>
-          <w:p>
-            <w:r>
-              <w:rPr>
-                <w:rFonts w:ascii="Courier New" w:hAnsi="Courier New"/>
-                <w:sz w:val="15"/>
-              </w:rPr>
-              <w:t xml:space="preserve">  cam_config  (77-reg SCCB ROM)  →  sccb_master  →  SIOC/SIOD  →  OV7670</w:t>
-            </w:r>
-          </w:p>
-        </w:tc>
-      </w:tr>
-    </w:tbl>
-    <w:p/>
-    <w:p>
-      <w:pPr>
-        <w:pStyle w:val="Heading1"/>
-      </w:pPr>
-      <w:r>
-        <w:t>Demo Video</w:t>
-      </w:r>
-    </w:p>
-    <w:p>
-      <w:r>
-        <w:rPr>
-          <w:b w:val="0"/>
-        </w:rPr>
-        <w:t>Demo recording (Google Drive):</w:t>
-      </w:r>
-    </w:p>
-    <w:p>
-      <w:r>
-        <w:rPr>
-          <w:b w:val="0"/>
-        </w:rPr>
-        <w:t>[Insert Google Drive / YouTube link here]</w:t>
       </w:r>
     </w:p>
     <w:p/>
@@ -15889,14 +15889,34 @@
         <w:t>Simulation result (python run_tests.py vga_timing):</w:t>
       </w:r>
     </w:p>
-    <w:p>
-      <w:r>
-        <w:rPr>
-          <w:b w:val="0"/>
-        </w:rPr>
-        <w:t>[PASS — all assertions green]</w:t>
-      </w:r>
-    </w:p>
+    <w:tbl>
+      <w:tblPr>
+        <w:tblStyle w:val="TableGrid"/>
+        <w:tblW w:type="auto" w:w="0"/>
+        <w:tblLook w:firstColumn="1" w:firstRow="1" w:lastColumn="0" w:lastRow="0" w:noHBand="0" w:noVBand="1" w:val="04A0"/>
+      </w:tblPr>
+      <w:tblGrid>
+        <w:gridCol w:w="9360"/>
+      </w:tblGrid>
+      <w:tr>
+        <w:tc>
+          <w:tcPr>
+            <w:tcW w:type="dxa" w:w="9360"/>
+            <w:shd w:val="clear" w:color="auto" w:fill="F2F2F2"/>
+          </w:tcPr>
+          <w:p>
+            <w:r>
+              <w:rPr>
+                <w:rFonts w:ascii="Courier New" w:hAnsi="Courier New"/>
+                <w:sz w:val="15"/>
+              </w:rPr>
+              <w:t>** TESTS=4 PASS=4 FAIL=0 SKIP=0 **</w:t>
+            </w:r>
+          </w:p>
+        </w:tc>
+      </w:tr>
+    </w:tbl>
+    <w:p/>
     <w:p/>
     <w:p>
       <w:pPr>
@@ -15994,14 +16014,34 @@
         <w:t>Simulation result (python run_tests.py sccb_master):</w:t>
       </w:r>
     </w:p>
-    <w:p>
-      <w:r>
-        <w:rPr>
-          <w:b w:val="0"/>
-        </w:rPr>
-        <w:t>[PASS — all assertions green]</w:t>
-      </w:r>
-    </w:p>
+    <w:tbl>
+      <w:tblPr>
+        <w:tblStyle w:val="TableGrid"/>
+        <w:tblW w:type="auto" w:w="0"/>
+        <w:tblLook w:firstColumn="1" w:firstRow="1" w:lastColumn="0" w:lastRow="0" w:noHBand="0" w:noVBand="1" w:val="04A0"/>
+      </w:tblPr>
+      <w:tblGrid>
+        <w:gridCol w:w="9360"/>
+      </w:tblGrid>
+      <w:tr>
+        <w:tc>
+          <w:tcPr>
+            <w:tcW w:type="dxa" w:w="9360"/>
+            <w:shd w:val="clear" w:color="auto" w:fill="F2F2F2"/>
+          </w:tcPr>
+          <w:p>
+            <w:r>
+              <w:rPr>
+                <w:rFonts w:ascii="Courier New" w:hAnsi="Courier New"/>
+                <w:sz w:val="15"/>
+              </w:rPr>
+              <w:t>** TESTS=6 PASS=6 FAIL=0 SKIP=0 **</w:t>
+            </w:r>
+          </w:p>
+        </w:tc>
+      </w:tr>
+    </w:tbl>
+    <w:p/>
     <w:p/>
     <w:p>
       <w:pPr>
@@ -16083,14 +16123,34 @@
         <w:t>Simulation result (python run_tests.py frame_buffer):</w:t>
       </w:r>
     </w:p>
-    <w:p>
-      <w:r>
-        <w:rPr>
-          <w:b w:val="0"/>
-        </w:rPr>
-        <w:t>[PASS — all assertions green]</w:t>
-      </w:r>
-    </w:p>
+    <w:tbl>
+      <w:tblPr>
+        <w:tblStyle w:val="TableGrid"/>
+        <w:tblW w:type="auto" w:w="0"/>
+        <w:tblLook w:firstColumn="1" w:firstRow="1" w:lastColumn="0" w:lastRow="0" w:noHBand="0" w:noVBand="1" w:val="04A0"/>
+      </w:tblPr>
+      <w:tblGrid>
+        <w:gridCol w:w="9360"/>
+      </w:tblGrid>
+      <w:tr>
+        <w:tc>
+          <w:tcPr>
+            <w:tcW w:type="dxa" w:w="9360"/>
+            <w:shd w:val="clear" w:color="auto" w:fill="F2F2F2"/>
+          </w:tcPr>
+          <w:p>
+            <w:r>
+              <w:rPr>
+                <w:rFonts w:ascii="Courier New" w:hAnsi="Courier New"/>
+                <w:sz w:val="15"/>
+              </w:rPr>
+              <w:t>** TESTS=3 PASS=3 FAIL=0 SKIP=0 **</w:t>
+            </w:r>
+          </w:p>
+        </w:tc>
+      </w:tr>
+    </w:tbl>
+    <w:p/>
     <w:p/>
     <w:p>
       <w:pPr>
@@ -16188,14 +16248,34 @@
         <w:t>Simulation result (python run_tests.py filter_pipeline):</w:t>
       </w:r>
     </w:p>
-    <w:p>
-      <w:r>
-        <w:rPr>
-          <w:b w:val="0"/>
-        </w:rPr>
-        <w:t>[PASS — all assertions green]</w:t>
-      </w:r>
-    </w:p>
+    <w:tbl>
+      <w:tblPr>
+        <w:tblStyle w:val="TableGrid"/>
+        <w:tblW w:type="auto" w:w="0"/>
+        <w:tblLook w:firstColumn="1" w:firstRow="1" w:lastColumn="0" w:lastRow="0" w:noHBand="0" w:noVBand="1" w:val="04A0"/>
+      </w:tblPr>
+      <w:tblGrid>
+        <w:gridCol w:w="9360"/>
+      </w:tblGrid>
+      <w:tr>
+        <w:tc>
+          <w:tcPr>
+            <w:tcW w:type="dxa" w:w="9360"/>
+            <w:shd w:val="clear" w:color="auto" w:fill="F2F2F2"/>
+          </w:tcPr>
+          <w:p>
+            <w:r>
+              <w:rPr>
+                <w:rFonts w:ascii="Courier New" w:hAnsi="Courier New"/>
+                <w:sz w:val="15"/>
+              </w:rPr>
+              <w:t>** TESTS=6 PASS=6 FAIL=0 SKIP=0 **</w:t>
+            </w:r>
+          </w:p>
+        </w:tc>
+      </w:tr>
+    </w:tbl>
+    <w:p/>
     <w:p/>
     <w:p>
       <w:pPr>
@@ -16285,14 +16365,34 @@
         <w:t>Simulation result (python run_tests.py cam_capture):</w:t>
       </w:r>
     </w:p>
-    <w:p>
-      <w:r>
-        <w:rPr>
-          <w:b w:val="0"/>
-        </w:rPr>
-        <w:t>[PASS — all assertions green]</w:t>
-      </w:r>
-    </w:p>
+    <w:tbl>
+      <w:tblPr>
+        <w:tblStyle w:val="TableGrid"/>
+        <w:tblW w:type="auto" w:w="0"/>
+        <w:tblLook w:firstColumn="1" w:firstRow="1" w:lastColumn="0" w:lastRow="0" w:noHBand="0" w:noVBand="1" w:val="04A0"/>
+      </w:tblPr>
+      <w:tblGrid>
+        <w:gridCol w:w="9360"/>
+      </w:tblGrid>
+      <w:tr>
+        <w:tc>
+          <w:tcPr>
+            <w:tcW w:type="dxa" w:w="9360"/>
+            <w:shd w:val="clear" w:color="auto" w:fill="F2F2F2"/>
+          </w:tcPr>
+          <w:p>
+            <w:r>
+              <w:rPr>
+                <w:rFonts w:ascii="Courier New" w:hAnsi="Courier New"/>
+                <w:sz w:val="15"/>
+              </w:rPr>
+              <w:t>** TESTS=5 PASS=5 FAIL=0 SKIP=0 **</w:t>
+            </w:r>
+          </w:p>
+        </w:tc>
+      </w:tr>
+    </w:tbl>
+    <w:p/>
     <w:p/>
     <w:p>
       <w:pPr>
@@ -16382,14 +16482,737 @@
         <w:t>Simulation result (python run_tests.py ycbcr_to_rgb444):</w:t>
       </w:r>
     </w:p>
+    <w:tbl>
+      <w:tblPr>
+        <w:tblStyle w:val="TableGrid"/>
+        <w:tblW w:type="auto" w:w="0"/>
+        <w:tblLook w:firstColumn="1" w:firstRow="1" w:lastColumn="0" w:lastRow="0" w:noHBand="0" w:noVBand="1" w:val="04A0"/>
+      </w:tblPr>
+      <w:tblGrid>
+        <w:gridCol w:w="9360"/>
+      </w:tblGrid>
+      <w:tr>
+        <w:tc>
+          <w:tcPr>
+            <w:tcW w:type="dxa" w:w="9360"/>
+            <w:shd w:val="clear" w:color="auto" w:fill="F2F2F2"/>
+          </w:tcPr>
+          <w:p>
+            <w:r>
+              <w:rPr>
+                <w:rFonts w:ascii="Courier New" w:hAnsi="Courier New"/>
+                <w:sz w:val="15"/>
+              </w:rPr>
+              <w:t>** TESTS=5 PASS=5 FAIL=0 SKIP=0 **</w:t>
+            </w:r>
+          </w:p>
+        </w:tc>
+      </w:tr>
+    </w:tbl>
+    <w:p/>
+    <w:p/>
+    <w:p>
+      <w:pPr>
+        <w:pStyle w:val="Heading2"/>
+      </w:pPr>
+      <w:r>
+        <w:t>cocotb Testbenches — 320-path (sources_1/new/)</w:t>
+      </w:r>
+    </w:p>
     <w:p>
       <w:r>
         <w:rPr>
           <w:b w:val="0"/>
         </w:rPr>
-        <w:t>[PASS — all assertions green]</w:t>
+        <w:t>Six Python testbenches under tests/320/ cover the baseline 320×240 pipeline. Run with: cd tests/320 &amp;&amp; python run_tests.py</w:t>
       </w:r>
     </w:p>
+    <w:p/>
+    <w:p>
+      <w:pPr>
+        <w:pStyle w:val="Heading2"/>
+      </w:pPr>
+      <w:r>
+        <w:t>Testbench : test_camera_capture</w:t>
+      </w:r>
+    </w:p>
+    <w:p>
+      <w:r>
+        <w:rPr>
+          <w:b w:val="0"/>
+        </w:rPr>
+        <w:t>Module under test + what is verified:</w:t>
+      </w:r>
+    </w:p>
+    <w:p>
+      <w:r>
+        <w:rPr>
+          <w:b w:val="0"/>
+        </w:rPr>
+        <w:t>Verifies camera_capture_640x320 (sources_1/new/camera_capture_640x320.v). Drives PCLK / HREF / VSYNC and checks byte-pair assembly, pixel-skip, line_cnt even/odd gating, and byte_sel reset on HREF fall.</w:t>
+      </w:r>
+    </w:p>
+    <w:p>
+      <w:r>
+        <w:rPr>
+          <w:b w:val="0"/>
+        </w:rPr>
+        <w:t>Specific checks:</w:t>
+      </w:r>
+    </w:p>
+    <w:p>
+      <w:pPr>
+        <w:pStyle w:val="ListBullet"/>
+      </w:pPr>
+      <w:r>
+        <w:t>First PIXEL_SKIP bytes per HREF: write_en=0.</w:t>
+      </w:r>
+    </w:p>
+    <w:p>
+      <w:pPr>
+        <w:pStyle w:val="ListBullet"/>
+      </w:pPr>
+      <w:r>
+        <w:t>Full pixel pair on even line produces write_en=1 with correct RGB444.</w:t>
+      </w:r>
+    </w:p>
+    <w:p>
+      <w:pPr>
+        <w:pStyle w:val="ListBullet"/>
+      </w:pPr>
+      <w:r>
+        <w:t>byte_sel resets to 0 on HREF falling edge (prevents byte-swap drift).</w:t>
+      </w:r>
+    </w:p>
+    <w:p>
+      <w:pPr>
+        <w:pStyle w:val="ListBullet"/>
+      </w:pPr>
+      <w:r>
+        <w:t>Odd line_cnt (1,3,...): write_en=0 — only even lines are kept.</w:t>
+      </w:r>
+    </w:p>
+    <w:p>
+      <w:pPr>
+        <w:pStyle w:val="ListBullet"/>
+      </w:pPr>
+      <w:r>
+        <w:t>Even line after odd: write_en=1 (downsampler resumes).</w:t>
+      </w:r>
+    </w:p>
+    <w:p>
+      <w:r>
+        <w:rPr>
+          <w:b w:val="0"/>
+        </w:rPr>
+        <w:t>Testbench source: tests/320/test_camera_capture.py</w:t>
+      </w:r>
+    </w:p>
+    <w:p>
+      <w:r>
+        <w:rPr>
+          <w:b w:val="0"/>
+        </w:rPr>
+        <w:t>Simulation result (python run_tests.py camera_capture):</w:t>
+      </w:r>
+    </w:p>
+    <w:tbl>
+      <w:tblPr>
+        <w:tblStyle w:val="TableGrid"/>
+        <w:tblW w:type="auto" w:w="0"/>
+        <w:tblLook w:firstColumn="1" w:firstRow="1" w:lastColumn="0" w:lastRow="0" w:noHBand="0" w:noVBand="1" w:val="04A0"/>
+      </w:tblPr>
+      <w:tblGrid>
+        <w:gridCol w:w="9360"/>
+      </w:tblGrid>
+      <w:tr>
+        <w:tc>
+          <w:tcPr>
+            <w:tcW w:type="dxa" w:w="9360"/>
+            <w:shd w:val="clear" w:color="auto" w:fill="F2F2F2"/>
+          </w:tcPr>
+          <w:p>
+            <w:r>
+              <w:rPr>
+                <w:rFonts w:ascii="Courier New" w:hAnsi="Courier New"/>
+                <w:sz w:val="15"/>
+              </w:rPr>
+              <w:t>** TESTS=5 PASS=5 FAIL=0 SKIP=0 **</w:t>
+            </w:r>
+          </w:p>
+        </w:tc>
+      </w:tr>
+    </w:tbl>
+    <w:p/>
+    <w:p/>
+    <w:p>
+      <w:pPr>
+        <w:pStyle w:val="Heading2"/>
+      </w:pPr>
+      <w:r>
+        <w:t>Testbench : test_vga_display</w:t>
+      </w:r>
+    </w:p>
+    <w:p>
+      <w:r>
+        <w:rPr>
+          <w:b w:val="0"/>
+        </w:rPr>
+        <w:t>Module under test + what is verified:</w:t>
+      </w:r>
+    </w:p>
+    <w:p>
+      <w:r>
+        <w:rPr>
+          <w:b w:val="0"/>
+        </w:rPr>
+        <w:t>Verifies vga_640x320_display (sources_1/new/vga_640x320_display.v). Checks VGA counter bounds, sync polarity, and horizontal upscale formula.</w:t>
+      </w:r>
+    </w:p>
+    <w:p>
+      <w:r>
+        <w:rPr>
+          <w:b w:val="0"/>
+        </w:rPr>
+        <w:t>Specific checks:</w:t>
+      </w:r>
+    </w:p>
+    <w:p>
+      <w:pPr>
+        <w:pStyle w:val="ListBullet"/>
+      </w:pPr>
+      <w:r>
+        <w:t>h_cnt wraps 0..799 (HTOTAL=800).</w:t>
+      </w:r>
+    </w:p>
+    <w:p>
+      <w:pPr>
+        <w:pStyle w:val="ListBullet"/>
+      </w:pPr>
+      <w:r>
+        <w:t>v_cnt wraps 0..524 (VTOTAL=525).</w:t>
+      </w:r>
+    </w:p>
+    <w:p>
+      <w:pPr>
+        <w:pStyle w:val="ListBullet"/>
+      </w:pPr>
+      <w:r>
+        <w:t>hsync LOW in h=[656..751]; vsync LOW in v=[490..491].</w:t>
+      </w:r>
+    </w:p>
+    <w:p>
+      <w:pPr>
+        <w:pStyle w:val="ListBullet"/>
+      </w:pPr>
+      <w:r>
+        <w:t>active_d HIGH iff h&lt;640 and v&lt;480.</w:t>
+      </w:r>
+    </w:p>
+    <w:p>
+      <w:pPr>
+        <w:pStyle w:val="ListBullet"/>
+      </w:pPr>
+      <w:r>
+        <w:t>frame_addr upscale: img_x=(h_cnt*496)&gt;&gt;10, img_y=v_cnt&gt;&gt;1.</w:t>
+      </w:r>
+    </w:p>
+    <w:p>
+      <w:r>
+        <w:rPr>
+          <w:b w:val="0"/>
+        </w:rPr>
+        <w:t>Testbench source: tests/320/test_vga_display.py</w:t>
+      </w:r>
+    </w:p>
+    <w:p>
+      <w:r>
+        <w:rPr>
+          <w:b w:val="0"/>
+        </w:rPr>
+        <w:t>Simulation result (python run_tests.py vga_display):</w:t>
+      </w:r>
+    </w:p>
+    <w:tbl>
+      <w:tblPr>
+        <w:tblStyle w:val="TableGrid"/>
+        <w:tblW w:type="auto" w:w="0"/>
+        <w:tblLook w:firstColumn="1" w:firstRow="1" w:lastColumn="0" w:lastRow="0" w:noHBand="0" w:noVBand="1" w:val="04A0"/>
+      </w:tblPr>
+      <w:tblGrid>
+        <w:gridCol w:w="9360"/>
+      </w:tblGrid>
+      <w:tr>
+        <w:tc>
+          <w:tcPr>
+            <w:tcW w:type="dxa" w:w="9360"/>
+            <w:shd w:val="clear" w:color="auto" w:fill="F2F2F2"/>
+          </w:tcPr>
+          <w:p>
+            <w:r>
+              <w:rPr>
+                <w:rFonts w:ascii="Courier New" w:hAnsi="Courier New"/>
+                <w:sz w:val="15"/>
+              </w:rPr>
+              <w:t>** TESTS=5 PASS=5 FAIL=0 SKIP=0 **</w:t>
+            </w:r>
+          </w:p>
+        </w:tc>
+      </w:tr>
+    </w:tbl>
+    <w:p/>
+    <w:p/>
+    <w:p>
+      <w:pPr>
+        <w:pStyle w:val="Heading2"/>
+      </w:pPr>
+      <w:r>
+        <w:t>Testbench : test_frame_buffer</w:t>
+      </w:r>
+    </w:p>
+    <w:p>
+      <w:r>
+        <w:rPr>
+          <w:b w:val="0"/>
+        </w:rPr>
+        <w:t>Module under test + what is verified:</w:t>
+      </w:r>
+    </w:p>
+    <w:p>
+      <w:r>
+        <w:rPr>
+          <w:b w:val="0"/>
+        </w:rPr>
+        <w:t>Verifies frame_buffer_640x320 (sources_1/new/frame_buffer_640x320.v). 76,800 × 12-bit dual-clock BRAM: write @ pclk, read @ 25 MHz.</w:t>
+      </w:r>
+    </w:p>
+    <w:p>
+      <w:r>
+        <w:rPr>
+          <w:b w:val="0"/>
+        </w:rPr>
+        <w:t>Specific checks:</w:t>
+      </w:r>
+    </w:p>
+    <w:p>
+      <w:pPr>
+        <w:pStyle w:val="ListBullet"/>
+      </w:pPr>
+      <w:r>
+        <w:t>Write+readback correct at address 0, 1, 5, 100.</w:t>
+      </w:r>
+    </w:p>
+    <w:p>
+      <w:pPr>
+        <w:pStyle w:val="ListBullet"/>
+      </w:pPr>
+      <w:r>
+        <w:t>BRAM 1-cycle read latency respected in all checks.</w:t>
+      </w:r>
+    </w:p>
+    <w:p>
+      <w:r>
+        <w:rPr>
+          <w:b w:val="0"/>
+        </w:rPr>
+        <w:t>Testbench source: tests/320/test_frame_buffer.py</w:t>
+      </w:r>
+    </w:p>
+    <w:p>
+      <w:r>
+        <w:rPr>
+          <w:b w:val="0"/>
+        </w:rPr>
+        <w:t>Simulation result (python run_tests.py frame_buffer):</w:t>
+      </w:r>
+    </w:p>
+    <w:tbl>
+      <w:tblPr>
+        <w:tblStyle w:val="TableGrid"/>
+        <w:tblW w:type="auto" w:w="0"/>
+        <w:tblLook w:firstColumn="1" w:firstRow="1" w:lastColumn="0" w:lastRow="0" w:noHBand="0" w:noVBand="1" w:val="04A0"/>
+      </w:tblPr>
+      <w:tblGrid>
+        <w:gridCol w:w="9360"/>
+      </w:tblGrid>
+      <w:tr>
+        <w:tc>
+          <w:tcPr>
+            <w:tcW w:type="dxa" w:w="9360"/>
+            <w:shd w:val="clear" w:color="auto" w:fill="F2F2F2"/>
+          </w:tcPr>
+          <w:p>
+            <w:r>
+              <w:rPr>
+                <w:rFonts w:ascii="Courier New" w:hAnsi="Courier New"/>
+                <w:sz w:val="15"/>
+              </w:rPr>
+              <w:t>** TESTS=3 PASS=3 FAIL=0 SKIP=0 **</w:t>
+            </w:r>
+          </w:p>
+        </w:tc>
+      </w:tr>
+    </w:tbl>
+    <w:p/>
+    <w:p/>
+    <w:p>
+      <w:pPr>
+        <w:pStyle w:val="Heading2"/>
+      </w:pPr>
+      <w:r>
+        <w:t>Testbench : test_sccb_config</w:t>
+      </w:r>
+    </w:p>
+    <w:p>
+      <w:r>
+        <w:rPr>
+          <w:b w:val="0"/>
+        </w:rPr>
+        <w:t>Module under test + what is verified:</w:t>
+      </w:r>
+    </w:p>
+    <w:p>
+      <w:r>
+        <w:rPr>
+          <w:b w:val="0"/>
+        </w:rPr>
+        <w:t>Verifies sccb_config (sources_1/new/sccb_config.v). 8-register minimal OV7670 init sequence over a bit-banged SCCB bus.</w:t>
+      </w:r>
+    </w:p>
+    <w:p>
+      <w:r>
+        <w:rPr>
+          <w:b w:val="0"/>
+        </w:rPr>
+        <w:t>Specific checks:</w:t>
+      </w:r>
+    </w:p>
+    <w:p>
+      <w:pPr>
+        <w:pStyle w:val="ListBullet"/>
+      </w:pPr>
+      <w:r>
+        <w:t>Idle: busy=0 before start.</w:t>
+      </w:r>
+    </w:p>
+    <w:p>
+      <w:pPr>
+        <w:pStyle w:val="ListBullet"/>
+      </w:pPr>
+      <w:r>
+        <w:t>start pulse → busy rises within 1 cycle.</w:t>
+      </w:r>
+    </w:p>
+    <w:p>
+      <w:pPr>
+        <w:pStyle w:val="ListBullet"/>
+      </w:pPr>
+      <w:r>
+        <w:t>done pulses once per 3-byte transaction.</w:t>
+      </w:r>
+    </w:p>
+    <w:p>
+      <w:pPr>
+        <w:pStyle w:val="ListBullet"/>
+      </w:pPr>
+      <w:r>
+        <w:t>All 8 register writes complete; done_all asserts after last write.</w:t>
+      </w:r>
+    </w:p>
+    <w:p>
+      <w:r>
+        <w:rPr>
+          <w:b w:val="0"/>
+        </w:rPr>
+        <w:t>Testbench source: tests/320/test_sccb_config.py</w:t>
+      </w:r>
+    </w:p>
+    <w:p>
+      <w:r>
+        <w:rPr>
+          <w:b w:val="0"/>
+        </w:rPr>
+        <w:t>Simulation result (python run_tests.py sccb_config):</w:t>
+      </w:r>
+    </w:p>
+    <w:tbl>
+      <w:tblPr>
+        <w:tblStyle w:val="TableGrid"/>
+        <w:tblW w:type="auto" w:w="0"/>
+        <w:tblLook w:firstColumn="1" w:firstRow="1" w:lastColumn="0" w:lastRow="0" w:noHBand="0" w:noVBand="1" w:val="04A0"/>
+      </w:tblPr>
+      <w:tblGrid>
+        <w:gridCol w:w="9360"/>
+      </w:tblGrid>
+      <w:tr>
+        <w:tc>
+          <w:tcPr>
+            <w:tcW w:type="dxa" w:w="9360"/>
+            <w:shd w:val="clear" w:color="auto" w:fill="F2F2F2"/>
+          </w:tcPr>
+          <w:p>
+            <w:r>
+              <w:rPr>
+                <w:rFonts w:ascii="Courier New" w:hAnsi="Courier New"/>
+                <w:sz w:val="15"/>
+              </w:rPr>
+              <w:t>** TESTS=4 PASS=4 FAIL=0 SKIP=0 **</w:t>
+            </w:r>
+          </w:p>
+        </w:tc>
+      </w:tr>
+    </w:tbl>
+    <w:p/>
+    <w:p/>
+    <w:p>
+      <w:pPr>
+        <w:pStyle w:val="Heading2"/>
+      </w:pPr>
+      <w:r>
+        <w:t>Testbench : test_line_buffer3</w:t>
+      </w:r>
+    </w:p>
+    <w:p>
+      <w:r>
+        <w:rPr>
+          <w:b w:val="0"/>
+        </w:rPr>
+        <w:t>Module under test + what is verified:</w:t>
+      </w:r>
+    </w:p>
+    <w:p>
+      <w:r>
+        <w:rPr>
+          <w:b w:val="0"/>
+        </w:rPr>
+        <w:t>Verifies line_buffer3 (sources_1/new/line_buffer3.v). Three-row distributed-RAM sliding window; WIDTH=8 for fast simulation.</w:t>
+      </w:r>
+    </w:p>
+    <w:p>
+      <w:r>
+        <w:rPr>
+          <w:b w:val="0"/>
+        </w:rPr>
+        <w:t>Specific checks:</w:t>
+      </w:r>
+    </w:p>
+    <w:p>
+      <w:pPr>
+        <w:pStyle w:val="ListBullet"/>
+      </w:pPr>
+      <w:r>
+        <w:t>After 3 full lines loaded: all 9 window positions hold expected values.</w:t>
+      </w:r>
+    </w:p>
+    <w:p>
+      <w:pPr>
+        <w:pStyle w:val="ListBullet"/>
+      </w:pPr>
+      <w:r>
+        <w:t>Top-left corner of window updates correctly on each new pixel.</w:t>
+      </w:r>
+    </w:p>
+    <w:p>
+      <w:pPr>
+        <w:pStyle w:val="ListBullet"/>
+      </w:pPr>
+      <w:r>
+        <w:t>Middle row values persist while bottom row advances.</w:t>
+      </w:r>
+    </w:p>
+    <w:p>
+      <w:pPr>
+        <w:pStyle w:val="ListBullet"/>
+      </w:pPr>
+      <w:r>
+        <w:t>Forward path: bot_r equals current pix_in (no read-before-write stale).</w:t>
+      </w:r>
+    </w:p>
+    <w:p>
+      <w:pPr>
+        <w:pStyle w:val="ListBullet"/>
+      </w:pPr>
+      <w:r>
+        <w:t>Wrap: window shifts correctly across a full line boundary.</w:t>
+      </w:r>
+    </w:p>
+    <w:p>
+      <w:r>
+        <w:rPr>
+          <w:b w:val="0"/>
+        </w:rPr>
+        <w:t>Testbench source: tests/320/test_line_buffer3.py</w:t>
+      </w:r>
+    </w:p>
+    <w:p>
+      <w:r>
+        <w:rPr>
+          <w:b w:val="0"/>
+        </w:rPr>
+        <w:t>Simulation result (python run_tests.py line_buffer3):</w:t>
+      </w:r>
+    </w:p>
+    <w:tbl>
+      <w:tblPr>
+        <w:tblStyle w:val="TableGrid"/>
+        <w:tblW w:type="auto" w:w="0"/>
+        <w:tblLook w:firstColumn="1" w:firstRow="1" w:lastColumn="0" w:lastRow="0" w:noHBand="0" w:noVBand="1" w:val="04A0"/>
+      </w:tblPr>
+      <w:tblGrid>
+        <w:gridCol w:w="9360"/>
+      </w:tblGrid>
+      <w:tr>
+        <w:tc>
+          <w:tcPr>
+            <w:tcW w:type="dxa" w:w="9360"/>
+            <w:shd w:val="clear" w:color="auto" w:fill="F2F2F2"/>
+          </w:tcPr>
+          <w:p>
+            <w:r>
+              <w:rPr>
+                <w:rFonts w:ascii="Courier New" w:hAnsi="Courier New"/>
+                <w:sz w:val="15"/>
+              </w:rPr>
+              <w:t>** TESTS=5 PASS=5 FAIL=0 SKIP=0 **</w:t>
+            </w:r>
+          </w:p>
+        </w:tc>
+      </w:tr>
+    </w:tbl>
+    <w:p/>
+    <w:p/>
+    <w:p>
+      <w:pPr>
+        <w:pStyle w:val="Heading2"/>
+      </w:pPr>
+      <w:r>
+        <w:t>Testbench : test_filter_edge</w:t>
+      </w:r>
+    </w:p>
+    <w:p>
+      <w:r>
+        <w:rPr>
+          <w:b w:val="0"/>
+        </w:rPr>
+        <w:t>Module under test + what is verified:</w:t>
+      </w:r>
+    </w:p>
+    <w:p>
+      <w:r>
+        <w:rPr>
+          <w:b w:val="0"/>
+        </w:rPr>
+        <w:t>Verifies filter_edge (sources_1/new/filter_edge.v). 3×3 Sobel on 3-bit luma with L1 magnitude and threshold from sw_threshold.</w:t>
+      </w:r>
+    </w:p>
+    <w:p>
+      <w:r>
+        <w:rPr>
+          <w:b w:val="0"/>
+        </w:rPr>
+        <w:t>Specific checks:</w:t>
+      </w:r>
+    </w:p>
+    <w:p>
+      <w:pPr>
+        <w:pStyle w:val="ListBullet"/>
+      </w:pPr>
+      <w:r>
+        <w:t>Flat field (all 9 pixels identical): output=0 (no gradient).</w:t>
+      </w:r>
+    </w:p>
+    <w:p>
+      <w:pPr>
+        <w:pStyle w:val="ListBullet"/>
+      </w:pPr>
+      <w:r>
+        <w:t>Vertical step edge: Gx large, output &gt; threshold → edge detected.</w:t>
+      </w:r>
+    </w:p>
+    <w:p>
+      <w:pPr>
+        <w:pStyle w:val="ListBullet"/>
+      </w:pPr>
+      <w:r>
+        <w:t>Horizontal step edge: Gy large, output &gt; threshold → edge detected.</w:t>
+      </w:r>
+    </w:p>
+    <w:p>
+      <w:pPr>
+        <w:pStyle w:val="ListBullet"/>
+      </w:pPr>
+      <w:r>
+        <w:t>Diagonal: both Gx and Gy contribute.</w:t>
+      </w:r>
+    </w:p>
+    <w:p>
+      <w:pPr>
+        <w:pStyle w:val="ListBullet"/>
+      </w:pPr>
+      <w:r>
+        <w:t>Frame-edge pixels (h_edge or v_edge): output forced to 0.</w:t>
+      </w:r>
+    </w:p>
+    <w:p>
+      <w:pPr>
+        <w:pStyle w:val="ListBullet"/>
+      </w:pPr>
+      <w:r>
+        <w:t>Threshold sweep: lower threshold finds more edges, higher threshold fewer.</w:t>
+      </w:r>
+    </w:p>
+    <w:p>
+      <w:pPr>
+        <w:pStyle w:val="ListBullet"/>
+      </w:pPr>
+      <w:r>
+        <w:t>Strong edge with threshold=0: output always non-zero.</w:t>
+      </w:r>
+    </w:p>
+    <w:p>
+      <w:r>
+        <w:rPr>
+          <w:b w:val="0"/>
+        </w:rPr>
+        <w:t>Testbench source: tests/320/test_filter_edge.py</w:t>
+      </w:r>
+    </w:p>
+    <w:p>
+      <w:r>
+        <w:rPr>
+          <w:b w:val="0"/>
+        </w:rPr>
+        <w:t>Simulation result (python run_tests.py filter_edge):</w:t>
+      </w:r>
+    </w:p>
+    <w:tbl>
+      <w:tblPr>
+        <w:tblStyle w:val="TableGrid"/>
+        <w:tblW w:type="auto" w:w="0"/>
+        <w:tblLook w:firstColumn="1" w:firstRow="1" w:lastColumn="0" w:lastRow="0" w:noHBand="0" w:noVBand="1" w:val="04A0"/>
+      </w:tblPr>
+      <w:tblGrid>
+        <w:gridCol w:w="9360"/>
+      </w:tblGrid>
+      <w:tr>
+        <w:tc>
+          <w:tcPr>
+            <w:tcW w:type="dxa" w:w="9360"/>
+            <w:shd w:val="clear" w:color="auto" w:fill="F2F2F2"/>
+          </w:tcPr>
+          <w:p>
+            <w:r>
+              <w:rPr>
+                <w:rFonts w:ascii="Courier New" w:hAnsi="Courier New"/>
+                <w:sz w:val="15"/>
+              </w:rPr>
+              <w:t>** TESTS=7 PASS=7 FAIL=0 SKIP=0 **</w:t>
+            </w:r>
+          </w:p>
+        </w:tc>
+      </w:tr>
+    </w:tbl>
+    <w:p/>
     <w:p/>
     <w:p>
       <w:pPr>
